--- a/docs/presentations/AX_플랫폼_구축_참가신청서.docx
+++ b/docs/presentations/AX_플랫폼_구축_참가신청서.docx
@@ -4,7 +4,7 @@
   <w:body>
     <w:p>
       <w:pPr>
-        <w:spacing w:after="60" w:before="60"/>
+        <w:spacing w:after="80" w:before="120"/>
         <w:jc w:val="center"/>
       </w:pPr>
       <w:r>
@@ -13,30 +13,32 @@
           <w:b/>
           <w:bCs/>
           <w:color w:val="6E3A1C"/>
-          <w:sz w:val="36"/>
-          <w:szCs w:val="36"/>
-        </w:rPr>
-        <w:t xml:space="preserve">AX 플랫폼 구축 참가 신청서</w:t>
+          <w:sz w:val="40"/>
+          <w:szCs w:val="40"/>
+        </w:rPr>
+        <w:t xml:space="preserve">Odoo ERP 및 AX 플랫폼 제안 참가 신청서</w:t>
       </w:r>
     </w:p>
     <w:p>
       <w:pPr>
-        <w:spacing w:after="200" w:before="0" w:line="240"/>
-        <w:jc w:val="center"/>
-      </w:pPr>
-      <w:r>
-        <w:rPr>
-          <w:rFonts w:ascii="맑은 고딕" w:cs="맑은 고딕" w:eastAsia="맑은 고딕" w:hAnsi="맑은 고딕"/>
-          <w:color w:val="76675A"/>
-          <w:sz w:val="18"/>
-          <w:szCs w:val="18"/>
-        </w:rPr>
-        <w:t xml:space="preserve">AI ERP 통합 플랫폼(odooaierp.com) 도입 · 파일럿 · 구축 참가 신청</w:t>
+        <w:pBdr>
+          <w:bottom w:val="single" w:color="C07F1E" w:sz="12" w:space="6"/>
+        </w:pBdr>
+        <w:spacing w:after="140"/>
+      </w:pPr>
+      <w:r>
+        <w:rPr>
+          <w:rFonts w:ascii="맑은 고딕" w:cs="맑은 고딕" w:eastAsia="맑은 고딕" w:hAnsi="맑은 고딕"/>
+          <w:color w:val="2E241C"/>
+          <w:sz w:val="2"/>
+          <w:szCs w:val="2"/>
+        </w:rPr>
+        <w:t xml:space="preserve"/>
       </w:r>
     </w:p>
     <w:p>
       <w:pPr>
-        <w:spacing w:after="60" w:before="40" w:line="240"/>
+        <w:spacing w:after="90" w:before="220" w:line="280"/>
       </w:pPr>
       <w:r>
         <w:rPr>
@@ -44,8 +46,8 @@
           <w:b/>
           <w:bCs/>
           <w:color w:val="C07F1E"/>
-          <w:sz w:val="20"/>
-          <w:szCs w:val="20"/>
+          <w:sz w:val="26"/>
+          <w:szCs w:val="26"/>
         </w:rPr>
         <w:t xml:space="preserve">1. 신청기업 정보</w:t>
       </w:r>
@@ -54,12 +56,12 @@
       <w:tblPr>
         <w:tblW w:type="dxa" w:w="9360"/>
         <w:tblBorders>
-          <w:top w:val="single" w:color="D9C7B0" w:sz="4"/>
-          <w:left w:val="single" w:color="D9C7B0" w:sz="4"/>
-          <w:bottom w:val="single" w:color="D9C7B0" w:sz="4"/>
-          <w:right w:val="single" w:color="D9C7B0" w:sz="4"/>
-          <w:insideH w:val="single" w:color="D9C7B0" w:sz="4"/>
-          <w:insideV w:val="single" w:color="D9C7B0" w:sz="4"/>
+          <w:top w:val="single" w:color="D9C7B0" w:sz="6"/>
+          <w:left w:val="single" w:color="D9C7B0" w:sz="6"/>
+          <w:bottom w:val="single" w:color="D9C7B0" w:sz="6"/>
+          <w:right w:val="single" w:color="D9C7B0" w:sz="6"/>
+          <w:insideH w:val="single" w:color="D9C7B0" w:sz="6"/>
+          <w:insideV w:val="single" w:color="D9C7B0" w:sz="6"/>
         </w:tblBorders>
       </w:tblPr>
       <w:tblGrid>
@@ -69,21 +71,24 @@
         <w:gridCol w:w="2780"/>
       </w:tblGrid>
       <w:tr>
+        <w:trPr>
+          <w:trHeight w:val="560" w:hRule="atLeast"/>
+        </w:trPr>
         <w:tc>
           <w:tcPr>
             <w:tcW w:type="dxa" w:w="1900"/>
             <w:shd w:fill="F3E9DA" w:color="auto" w:val="clear"/>
             <w:tcMar>
-              <w:top w:type="dxa" w:w="40"/>
-              <w:left w:type="dxa" w:w="90"/>
-              <w:bottom w:type="dxa" w:w="40"/>
-              <w:right w:type="dxa" w:w="90"/>
-            </w:tcMar>
-            <w:vAlign w:val="center"/>
-          </w:tcPr>
-          <w:p>
-            <w:pPr>
-              <w:spacing w:after="0" w:before="0" w:line="240"/>
+              <w:top w:type="dxa" w:w="70"/>
+              <w:left w:type="dxa" w:w="120"/>
+              <w:bottom w:type="dxa" w:w="70"/>
+              <w:right w:type="dxa" w:w="120"/>
+            </w:tcMar>
+            <w:vAlign w:val="center"/>
+          </w:tcPr>
+          <w:p>
+            <w:pPr>
+              <w:spacing w:after="0" w:before="0" w:line="280"/>
             </w:pPr>
             <w:r>
               <w:rPr>
@@ -91,8 +96,8 @@
                 <w:b/>
                 <w:bCs/>
                 <w:color w:val="6E3A1C"/>
-                <w:sz w:val="17"/>
-                <w:szCs w:val="17"/>
+                <w:sz w:val="21"/>
+                <w:szCs w:val="21"/>
               </w:rPr>
               <w:t xml:space="preserve">기업명</w:t>
             </w:r>
@@ -102,23 +107,23 @@
           <w:tcPr>
             <w:tcW w:type="dxa" w:w="2780"/>
             <w:tcMar>
-              <w:top w:type="dxa" w:w="40"/>
-              <w:left w:type="dxa" w:w="90"/>
-              <w:bottom w:type="dxa" w:w="40"/>
-              <w:right w:type="dxa" w:w="90"/>
-            </w:tcMar>
-            <w:vAlign w:val="center"/>
-          </w:tcPr>
-          <w:p>
-            <w:pPr>
-              <w:spacing w:after="0" w:before="0" w:line="240"/>
+              <w:top w:type="dxa" w:w="70"/>
+              <w:left w:type="dxa" w:w="120"/>
+              <w:bottom w:type="dxa" w:w="70"/>
+              <w:right w:type="dxa" w:w="120"/>
+            </w:tcMar>
+            <w:vAlign w:val="center"/>
+          </w:tcPr>
+          <w:p>
+            <w:pPr>
+              <w:spacing w:after="0" w:before="0" w:line="280"/>
             </w:pPr>
             <w:r>
               <w:rPr>
                 <w:rFonts w:ascii="맑은 고딕" w:cs="맑은 고딕" w:eastAsia="맑은 고딕" w:hAnsi="맑은 고딕"/>
                 <w:color w:val="76675A"/>
-                <w:sz w:val="17"/>
-                <w:szCs w:val="17"/>
+                <w:sz w:val="21"/>
+                <w:szCs w:val="21"/>
               </w:rPr>
               <w:t xml:space="preserve"> </w:t>
             </w:r>
@@ -129,16 +134,16 @@
             <w:tcW w:type="dxa" w:w="1900"/>
             <w:shd w:fill="F3E9DA" w:color="auto" w:val="clear"/>
             <w:tcMar>
-              <w:top w:type="dxa" w:w="40"/>
-              <w:left w:type="dxa" w:w="90"/>
-              <w:bottom w:type="dxa" w:w="40"/>
-              <w:right w:type="dxa" w:w="90"/>
-            </w:tcMar>
-            <w:vAlign w:val="center"/>
-          </w:tcPr>
-          <w:p>
-            <w:pPr>
-              <w:spacing w:after="0" w:before="0" w:line="240"/>
+              <w:top w:type="dxa" w:w="70"/>
+              <w:left w:type="dxa" w:w="120"/>
+              <w:bottom w:type="dxa" w:w="70"/>
+              <w:right w:type="dxa" w:w="120"/>
+            </w:tcMar>
+            <w:vAlign w:val="center"/>
+          </w:tcPr>
+          <w:p>
+            <w:pPr>
+              <w:spacing w:after="0" w:before="0" w:line="280"/>
             </w:pPr>
             <w:r>
               <w:rPr>
@@ -146,8 +151,8 @@
                 <w:b/>
                 <w:bCs/>
                 <w:color w:val="6E3A1C"/>
-                <w:sz w:val="17"/>
-                <w:szCs w:val="17"/>
+                <w:sz w:val="21"/>
+                <w:szCs w:val="21"/>
               </w:rPr>
               <w:t xml:space="preserve">대표자</w:t>
             </w:r>
@@ -157,23 +162,23 @@
           <w:tcPr>
             <w:tcW w:type="dxa" w:w="2780"/>
             <w:tcMar>
-              <w:top w:type="dxa" w:w="40"/>
-              <w:left w:type="dxa" w:w="90"/>
-              <w:bottom w:type="dxa" w:w="40"/>
-              <w:right w:type="dxa" w:w="90"/>
-            </w:tcMar>
-            <w:vAlign w:val="center"/>
-          </w:tcPr>
-          <w:p>
-            <w:pPr>
-              <w:spacing w:after="0" w:before="0" w:line="240"/>
+              <w:top w:type="dxa" w:w="70"/>
+              <w:left w:type="dxa" w:w="120"/>
+              <w:bottom w:type="dxa" w:w="70"/>
+              <w:right w:type="dxa" w:w="120"/>
+            </w:tcMar>
+            <w:vAlign w:val="center"/>
+          </w:tcPr>
+          <w:p>
+            <w:pPr>
+              <w:spacing w:after="0" w:before="0" w:line="280"/>
             </w:pPr>
             <w:r>
               <w:rPr>
                 <w:rFonts w:ascii="맑은 고딕" w:cs="맑은 고딕" w:eastAsia="맑은 고딕" w:hAnsi="맑은 고딕"/>
                 <w:color w:val="76675A"/>
-                <w:sz w:val="17"/>
-                <w:szCs w:val="17"/>
+                <w:sz w:val="21"/>
+                <w:szCs w:val="21"/>
               </w:rPr>
               <w:t xml:space="preserve"> </w:t>
             </w:r>
@@ -181,21 +186,24 @@
         </w:tc>
       </w:tr>
       <w:tr>
+        <w:trPr>
+          <w:trHeight w:val="560" w:hRule="atLeast"/>
+        </w:trPr>
         <w:tc>
           <w:tcPr>
             <w:tcW w:type="dxa" w:w="1900"/>
             <w:shd w:fill="F3E9DA" w:color="auto" w:val="clear"/>
             <w:tcMar>
-              <w:top w:type="dxa" w:w="40"/>
-              <w:left w:type="dxa" w:w="90"/>
-              <w:bottom w:type="dxa" w:w="40"/>
-              <w:right w:type="dxa" w:w="90"/>
-            </w:tcMar>
-            <w:vAlign w:val="center"/>
-          </w:tcPr>
-          <w:p>
-            <w:pPr>
-              <w:spacing w:after="0" w:before="0" w:line="240"/>
+              <w:top w:type="dxa" w:w="70"/>
+              <w:left w:type="dxa" w:w="120"/>
+              <w:bottom w:type="dxa" w:w="70"/>
+              <w:right w:type="dxa" w:w="120"/>
+            </w:tcMar>
+            <w:vAlign w:val="center"/>
+          </w:tcPr>
+          <w:p>
+            <w:pPr>
+              <w:spacing w:after="0" w:before="0" w:line="280"/>
             </w:pPr>
             <w:r>
               <w:rPr>
@@ -203,54 +211,60 @@
                 <w:b/>
                 <w:bCs/>
                 <w:color w:val="6E3A1C"/>
-                <w:sz w:val="17"/>
-                <w:szCs w:val="17"/>
-              </w:rPr>
-              <w:t xml:space="preserve">사업자등록번호</w:t>
-            </w:r>
-          </w:p>
-        </w:tc>
-        <w:tc>
-          <w:tcPr>
-            <w:tcW w:type="dxa" w:w="2780"/>
-            <w:tcMar>
-              <w:top w:type="dxa" w:w="40"/>
-              <w:left w:type="dxa" w:w="90"/>
-              <w:bottom w:type="dxa" w:w="40"/>
-              <w:right w:type="dxa" w:w="90"/>
-            </w:tcMar>
-            <w:vAlign w:val="center"/>
-          </w:tcPr>
-          <w:p>
-            <w:pPr>
-              <w:spacing w:after="0" w:before="0" w:line="240"/>
+                <w:sz w:val="21"/>
+                <w:szCs w:val="21"/>
+              </w:rPr>
+              <w:t xml:space="preserve">업종</w:t>
+            </w:r>
+          </w:p>
+        </w:tc>
+        <w:tc>
+          <w:tcPr>
+            <w:tcW w:type="dxa" w:w="7460"/>
+            <w:gridSpan w:val="3"/>
+            <w:tcMar>
+              <w:top w:type="dxa" w:w="70"/>
+              <w:left w:type="dxa" w:w="120"/>
+              <w:bottom w:type="dxa" w:w="70"/>
+              <w:right w:type="dxa" w:w="120"/>
+            </w:tcMar>
+            <w:vAlign w:val="center"/>
+          </w:tcPr>
+          <w:p>
+            <w:pPr>
+              <w:spacing w:after="0" w:before="0" w:line="280"/>
             </w:pPr>
             <w:r>
               <w:rPr>
                 <w:rFonts w:ascii="맑은 고딕" w:cs="맑은 고딕" w:eastAsia="맑은 고딕" w:hAnsi="맑은 고딕"/>
                 <w:color w:val="76675A"/>
-                <w:sz w:val="17"/>
-                <w:szCs w:val="17"/>
+                <w:sz w:val="21"/>
+                <w:szCs w:val="21"/>
               </w:rPr>
               <w:t xml:space="preserve"> </w:t>
             </w:r>
           </w:p>
         </w:tc>
+      </w:tr>
+      <w:tr>
+        <w:trPr>
+          <w:trHeight w:val="560" w:hRule="atLeast"/>
+        </w:trPr>
         <w:tc>
           <w:tcPr>
             <w:tcW w:type="dxa" w:w="1900"/>
             <w:shd w:fill="F3E9DA" w:color="auto" w:val="clear"/>
             <w:tcMar>
-              <w:top w:type="dxa" w:w="40"/>
-              <w:left w:type="dxa" w:w="90"/>
-              <w:bottom w:type="dxa" w:w="40"/>
-              <w:right w:type="dxa" w:w="90"/>
-            </w:tcMar>
-            <w:vAlign w:val="center"/>
-          </w:tcPr>
-          <w:p>
-            <w:pPr>
-              <w:spacing w:after="0" w:before="0" w:line="240"/>
+              <w:top w:type="dxa" w:w="70"/>
+              <w:left w:type="dxa" w:w="120"/>
+              <w:bottom w:type="dxa" w:w="70"/>
+              <w:right w:type="dxa" w:w="120"/>
+            </w:tcMar>
+            <w:vAlign w:val="center"/>
+          </w:tcPr>
+          <w:p>
+            <w:pPr>
+              <w:spacing w:after="0" w:before="0" w:line="280"/>
             </w:pPr>
             <w:r>
               <w:rPr>
@@ -258,10 +272,10 @@
                 <w:b/>
                 <w:bCs/>
                 <w:color w:val="6E3A1C"/>
-                <w:sz w:val="17"/>
-                <w:szCs w:val="17"/>
-              </w:rPr>
-              <w:t xml:space="preserve">업종/업태</w:t>
+                <w:sz w:val="21"/>
+                <w:szCs w:val="21"/>
+              </w:rPr>
+              <w:t xml:space="preserve">담당자</w:t>
             </w:r>
           </w:p>
         </w:tc>
@@ -269,45 +283,43 @@
           <w:tcPr>
             <w:tcW w:type="dxa" w:w="2780"/>
             <w:tcMar>
-              <w:top w:type="dxa" w:w="40"/>
-              <w:left w:type="dxa" w:w="90"/>
-              <w:bottom w:type="dxa" w:w="40"/>
-              <w:right w:type="dxa" w:w="90"/>
-            </w:tcMar>
-            <w:vAlign w:val="center"/>
-          </w:tcPr>
-          <w:p>
-            <w:pPr>
-              <w:spacing w:after="0" w:before="0" w:line="240"/>
+              <w:top w:type="dxa" w:w="70"/>
+              <w:left w:type="dxa" w:w="120"/>
+              <w:bottom w:type="dxa" w:w="70"/>
+              <w:right w:type="dxa" w:w="120"/>
+            </w:tcMar>
+            <w:vAlign w:val="center"/>
+          </w:tcPr>
+          <w:p>
+            <w:pPr>
+              <w:spacing w:after="0" w:before="0" w:line="280"/>
             </w:pPr>
             <w:r>
               <w:rPr>
                 <w:rFonts w:ascii="맑은 고딕" w:cs="맑은 고딕" w:eastAsia="맑은 고딕" w:hAnsi="맑은 고딕"/>
                 <w:color w:val="76675A"/>
-                <w:sz w:val="17"/>
-                <w:szCs w:val="17"/>
+                <w:sz w:val="21"/>
+                <w:szCs w:val="21"/>
               </w:rPr>
               <w:t xml:space="preserve"> </w:t>
             </w:r>
           </w:p>
         </w:tc>
-      </w:tr>
-      <w:tr>
         <w:tc>
           <w:tcPr>
             <w:tcW w:type="dxa" w:w="1900"/>
             <w:shd w:fill="F3E9DA" w:color="auto" w:val="clear"/>
             <w:tcMar>
-              <w:top w:type="dxa" w:w="40"/>
-              <w:left w:type="dxa" w:w="90"/>
-              <w:bottom w:type="dxa" w:w="40"/>
-              <w:right w:type="dxa" w:w="90"/>
-            </w:tcMar>
-            <w:vAlign w:val="center"/>
-          </w:tcPr>
-          <w:p>
-            <w:pPr>
-              <w:spacing w:after="0" w:before="0" w:line="240"/>
+              <w:top w:type="dxa" w:w="70"/>
+              <w:left w:type="dxa" w:w="120"/>
+              <w:bottom w:type="dxa" w:w="70"/>
+              <w:right w:type="dxa" w:w="120"/>
+            </w:tcMar>
+            <w:vAlign w:val="center"/>
+          </w:tcPr>
+          <w:p>
+            <w:pPr>
+              <w:spacing w:after="0" w:before="0" w:line="280"/>
             </w:pPr>
             <w:r>
               <w:rPr>
@@ -315,35 +327,34 @@
                 <w:b/>
                 <w:bCs/>
                 <w:color w:val="6E3A1C"/>
-                <w:sz w:val="17"/>
-                <w:szCs w:val="17"/>
-              </w:rPr>
-              <w:t xml:space="preserve">소재지</w:t>
-            </w:r>
-          </w:p>
-        </w:tc>
-        <w:tc>
-          <w:tcPr>
-            <w:tcW w:type="dxa" w:w="7460"/>
-            <w:gridSpan w:val="3"/>
-            <w:tcMar>
-              <w:top w:type="dxa" w:w="40"/>
-              <w:left w:type="dxa" w:w="90"/>
-              <w:bottom w:type="dxa" w:w="40"/>
-              <w:right w:type="dxa" w:w="90"/>
-            </w:tcMar>
-            <w:vAlign w:val="center"/>
-          </w:tcPr>
-          <w:p>
-            <w:pPr>
-              <w:spacing w:after="0" w:before="0" w:line="240"/>
+                <w:sz w:val="21"/>
+                <w:szCs w:val="21"/>
+              </w:rPr>
+              <w:t xml:space="preserve">직위/부서</w:t>
+            </w:r>
+          </w:p>
+        </w:tc>
+        <w:tc>
+          <w:tcPr>
+            <w:tcW w:type="dxa" w:w="2780"/>
+            <w:tcMar>
+              <w:top w:type="dxa" w:w="70"/>
+              <w:left w:type="dxa" w:w="120"/>
+              <w:bottom w:type="dxa" w:w="70"/>
+              <w:right w:type="dxa" w:w="120"/>
+            </w:tcMar>
+            <w:vAlign w:val="center"/>
+          </w:tcPr>
+          <w:p>
+            <w:pPr>
+              <w:spacing w:after="0" w:before="0" w:line="280"/>
             </w:pPr>
             <w:r>
               <w:rPr>
                 <w:rFonts w:ascii="맑은 고딕" w:cs="맑은 고딕" w:eastAsia="맑은 고딕" w:hAnsi="맑은 고딕"/>
                 <w:color w:val="76675A"/>
-                <w:sz w:val="17"/>
-                <w:szCs w:val="17"/>
+                <w:sz w:val="21"/>
+                <w:szCs w:val="21"/>
               </w:rPr>
               <w:t xml:space="preserve"> </w:t>
             </w:r>
@@ -351,21 +362,24 @@
         </w:tc>
       </w:tr>
       <w:tr>
+        <w:trPr>
+          <w:trHeight w:val="560" w:hRule="atLeast"/>
+        </w:trPr>
         <w:tc>
           <w:tcPr>
             <w:tcW w:type="dxa" w:w="1900"/>
             <w:shd w:fill="F3E9DA" w:color="auto" w:val="clear"/>
             <w:tcMar>
-              <w:top w:type="dxa" w:w="40"/>
-              <w:left w:type="dxa" w:w="90"/>
-              <w:bottom w:type="dxa" w:w="40"/>
-              <w:right w:type="dxa" w:w="90"/>
-            </w:tcMar>
-            <w:vAlign w:val="center"/>
-          </w:tcPr>
-          <w:p>
-            <w:pPr>
-              <w:spacing w:after="0" w:before="0" w:line="240"/>
+              <w:top w:type="dxa" w:w="70"/>
+              <w:left w:type="dxa" w:w="120"/>
+              <w:bottom w:type="dxa" w:w="70"/>
+              <w:right w:type="dxa" w:w="120"/>
+            </w:tcMar>
+            <w:vAlign w:val="center"/>
+          </w:tcPr>
+          <w:p>
+            <w:pPr>
+              <w:spacing w:after="0" w:before="0" w:line="280"/>
             </w:pPr>
             <w:r>
               <w:rPr>
@@ -373,10 +387,10 @@
                 <w:b/>
                 <w:bCs/>
                 <w:color w:val="6E3A1C"/>
-                <w:sz w:val="17"/>
-                <w:szCs w:val="17"/>
-              </w:rPr>
-              <w:t xml:space="preserve">담당자</w:t>
+                <w:sz w:val="21"/>
+                <w:szCs w:val="21"/>
+              </w:rPr>
+              <w:t xml:space="preserve">연락처</w:t>
             </w:r>
           </w:p>
         </w:tc>
@@ -384,23 +398,23 @@
           <w:tcPr>
             <w:tcW w:type="dxa" w:w="2780"/>
             <w:tcMar>
-              <w:top w:type="dxa" w:w="40"/>
-              <w:left w:type="dxa" w:w="90"/>
-              <w:bottom w:type="dxa" w:w="40"/>
-              <w:right w:type="dxa" w:w="90"/>
-            </w:tcMar>
-            <w:vAlign w:val="center"/>
-          </w:tcPr>
-          <w:p>
-            <w:pPr>
-              <w:spacing w:after="0" w:before="0" w:line="240"/>
+              <w:top w:type="dxa" w:w="70"/>
+              <w:left w:type="dxa" w:w="120"/>
+              <w:bottom w:type="dxa" w:w="70"/>
+              <w:right w:type="dxa" w:w="120"/>
+            </w:tcMar>
+            <w:vAlign w:val="center"/>
+          </w:tcPr>
+          <w:p>
+            <w:pPr>
+              <w:spacing w:after="0" w:before="0" w:line="280"/>
             </w:pPr>
             <w:r>
               <w:rPr>
                 <w:rFonts w:ascii="맑은 고딕" w:cs="맑은 고딕" w:eastAsia="맑은 고딕" w:hAnsi="맑은 고딕"/>
                 <w:color w:val="76675A"/>
-                <w:sz w:val="17"/>
-                <w:szCs w:val="17"/>
+                <w:sz w:val="21"/>
+                <w:szCs w:val="21"/>
               </w:rPr>
               <w:t xml:space="preserve"> </w:t>
             </w:r>
@@ -411,16 +425,16 @@
             <w:tcW w:type="dxa" w:w="1900"/>
             <w:shd w:fill="F3E9DA" w:color="auto" w:val="clear"/>
             <w:tcMar>
-              <w:top w:type="dxa" w:w="40"/>
-              <w:left w:type="dxa" w:w="90"/>
-              <w:bottom w:type="dxa" w:w="40"/>
-              <w:right w:type="dxa" w:w="90"/>
-            </w:tcMar>
-            <w:vAlign w:val="center"/>
-          </w:tcPr>
-          <w:p>
-            <w:pPr>
-              <w:spacing w:after="0" w:before="0" w:line="240"/>
+              <w:top w:type="dxa" w:w="70"/>
+              <w:left w:type="dxa" w:w="120"/>
+              <w:bottom w:type="dxa" w:w="70"/>
+              <w:right w:type="dxa" w:w="120"/>
+            </w:tcMar>
+            <w:vAlign w:val="center"/>
+          </w:tcPr>
+          <w:p>
+            <w:pPr>
+              <w:spacing w:after="0" w:before="0" w:line="280"/>
             </w:pPr>
             <w:r>
               <w:rPr>
@@ -428,10 +442,10 @@
                 <w:b/>
                 <w:bCs/>
                 <w:color w:val="6E3A1C"/>
-                <w:sz w:val="17"/>
-                <w:szCs w:val="17"/>
-              </w:rPr>
-              <w:t xml:space="preserve">직위/부서</w:t>
+                <w:sz w:val="21"/>
+                <w:szCs w:val="21"/>
+              </w:rPr>
+              <w:t xml:space="preserve">이메일</w:t>
             </w:r>
           </w:p>
         </w:tc>
@@ -439,135 +453,23 @@
           <w:tcPr>
             <w:tcW w:type="dxa" w:w="2780"/>
             <w:tcMar>
-              <w:top w:type="dxa" w:w="40"/>
-              <w:left w:type="dxa" w:w="90"/>
-              <w:bottom w:type="dxa" w:w="40"/>
-              <w:right w:type="dxa" w:w="90"/>
-            </w:tcMar>
-            <w:vAlign w:val="center"/>
-          </w:tcPr>
-          <w:p>
-            <w:pPr>
-              <w:spacing w:after="0" w:before="0" w:line="240"/>
+              <w:top w:type="dxa" w:w="70"/>
+              <w:left w:type="dxa" w:w="120"/>
+              <w:bottom w:type="dxa" w:w="70"/>
+              <w:right w:type="dxa" w:w="120"/>
+            </w:tcMar>
+            <w:vAlign w:val="center"/>
+          </w:tcPr>
+          <w:p>
+            <w:pPr>
+              <w:spacing w:after="0" w:before="0" w:line="280"/>
             </w:pPr>
             <w:r>
               <w:rPr>
                 <w:rFonts w:ascii="맑은 고딕" w:cs="맑은 고딕" w:eastAsia="맑은 고딕" w:hAnsi="맑은 고딕"/>
                 <w:color w:val="76675A"/>
-                <w:sz w:val="17"/>
-                <w:szCs w:val="17"/>
-              </w:rPr>
-              <w:t xml:space="preserve"> </w:t>
-            </w:r>
-          </w:p>
-        </w:tc>
-      </w:tr>
-      <w:tr>
-        <w:tc>
-          <w:tcPr>
-            <w:tcW w:type="dxa" w:w="1900"/>
-            <w:shd w:fill="F3E9DA" w:color="auto" w:val="clear"/>
-            <w:tcMar>
-              <w:top w:type="dxa" w:w="40"/>
-              <w:left w:type="dxa" w:w="90"/>
-              <w:bottom w:type="dxa" w:w="40"/>
-              <w:right w:type="dxa" w:w="90"/>
-            </w:tcMar>
-            <w:vAlign w:val="center"/>
-          </w:tcPr>
-          <w:p>
-            <w:pPr>
-              <w:spacing w:after="0" w:before="0" w:line="240"/>
-            </w:pPr>
-            <w:r>
-              <w:rPr>
-                <w:rFonts w:ascii="맑은 고딕" w:cs="맑은 고딕" w:eastAsia="맑은 고딕" w:hAnsi="맑은 고딕"/>
-                <w:b/>
-                <w:bCs/>
-                <w:color w:val="6E3A1C"/>
-                <w:sz w:val="17"/>
-                <w:szCs w:val="17"/>
-              </w:rPr>
-              <w:t xml:space="preserve">연락처</w:t>
-            </w:r>
-          </w:p>
-        </w:tc>
-        <w:tc>
-          <w:tcPr>
-            <w:tcW w:type="dxa" w:w="2780"/>
-            <w:tcMar>
-              <w:top w:type="dxa" w:w="40"/>
-              <w:left w:type="dxa" w:w="90"/>
-              <w:bottom w:type="dxa" w:w="40"/>
-              <w:right w:type="dxa" w:w="90"/>
-            </w:tcMar>
-            <w:vAlign w:val="center"/>
-          </w:tcPr>
-          <w:p>
-            <w:pPr>
-              <w:spacing w:after="0" w:before="0" w:line="240"/>
-            </w:pPr>
-            <w:r>
-              <w:rPr>
-                <w:rFonts w:ascii="맑은 고딕" w:cs="맑은 고딕" w:eastAsia="맑은 고딕" w:hAnsi="맑은 고딕"/>
-                <w:color w:val="76675A"/>
-                <w:sz w:val="17"/>
-                <w:szCs w:val="17"/>
-              </w:rPr>
-              <w:t xml:space="preserve"> </w:t>
-            </w:r>
-          </w:p>
-        </w:tc>
-        <w:tc>
-          <w:tcPr>
-            <w:tcW w:type="dxa" w:w="1900"/>
-            <w:shd w:fill="F3E9DA" w:color="auto" w:val="clear"/>
-            <w:tcMar>
-              <w:top w:type="dxa" w:w="40"/>
-              <w:left w:type="dxa" w:w="90"/>
-              <w:bottom w:type="dxa" w:w="40"/>
-              <w:right w:type="dxa" w:w="90"/>
-            </w:tcMar>
-            <w:vAlign w:val="center"/>
-          </w:tcPr>
-          <w:p>
-            <w:pPr>
-              <w:spacing w:after="0" w:before="0" w:line="240"/>
-            </w:pPr>
-            <w:r>
-              <w:rPr>
-                <w:rFonts w:ascii="맑은 고딕" w:cs="맑은 고딕" w:eastAsia="맑은 고딕" w:hAnsi="맑은 고딕"/>
-                <w:b/>
-                <w:bCs/>
-                <w:color w:val="6E3A1C"/>
-                <w:sz w:val="17"/>
-                <w:szCs w:val="17"/>
-              </w:rPr>
-              <w:t xml:space="preserve">이메일</w:t>
-            </w:r>
-          </w:p>
-        </w:tc>
-        <w:tc>
-          <w:tcPr>
-            <w:tcW w:type="dxa" w:w="2780"/>
-            <w:tcMar>
-              <w:top w:type="dxa" w:w="40"/>
-              <w:left w:type="dxa" w:w="90"/>
-              <w:bottom w:type="dxa" w:w="40"/>
-              <w:right w:type="dxa" w:w="90"/>
-            </w:tcMar>
-            <w:vAlign w:val="center"/>
-          </w:tcPr>
-          <w:p>
-            <w:pPr>
-              <w:spacing w:after="0" w:before="0" w:line="240"/>
-            </w:pPr>
-            <w:r>
-              <w:rPr>
-                <w:rFonts w:ascii="맑은 고딕" w:cs="맑은 고딕" w:eastAsia="맑은 고딕" w:hAnsi="맑은 고딕"/>
-                <w:color w:val="76675A"/>
-                <w:sz w:val="17"/>
-                <w:szCs w:val="17"/>
+                <w:sz w:val="21"/>
+                <w:szCs w:val="21"/>
               </w:rPr>
               <w:t xml:space="preserve"> </w:t>
             </w:r>
@@ -577,7 +479,7 @@
     </w:tbl>
     <w:p>
       <w:pPr>
-        <w:spacing w:after="60" w:before="140" w:line="240"/>
+        <w:spacing w:after="90" w:before="220" w:line="280"/>
       </w:pPr>
       <w:r>
         <w:rPr>
@@ -585,22 +487,22 @@
           <w:b/>
           <w:bCs/>
           <w:color w:val="C07F1E"/>
-          <w:sz w:val="20"/>
-          <w:szCs w:val="20"/>
-        </w:rPr>
-        <w:t xml:space="preserve">2. 참가 구분  (해당 항목에 ☑ 표시)</w:t>
+          <w:sz w:val="26"/>
+          <w:szCs w:val="26"/>
+        </w:rPr>
+        <w:t xml:space="preserve">2. 신청 구분  (해당 항목에 ☑ 표시)</w:t>
       </w:r>
     </w:p>
     <w:tbl>
       <w:tblPr>
         <w:tblW w:type="dxa" w:w="9360"/>
         <w:tblBorders>
-          <w:top w:val="single" w:color="D9C7B0" w:sz="4"/>
-          <w:left w:val="single" w:color="D9C7B0" w:sz="4"/>
-          <w:bottom w:val="single" w:color="D9C7B0" w:sz="4"/>
-          <w:right w:val="single" w:color="D9C7B0" w:sz="4"/>
-          <w:insideH w:val="single" w:color="D9C7B0" w:sz="4"/>
-          <w:insideV w:val="single" w:color="D9C7B0" w:sz="4"/>
+          <w:top w:val="single" w:color="D9C7B0" w:sz="6"/>
+          <w:left w:val="single" w:color="D9C7B0" w:sz="6"/>
+          <w:bottom w:val="single" w:color="D9C7B0" w:sz="6"/>
+          <w:right w:val="single" w:color="D9C7B0" w:sz="6"/>
+          <w:insideH w:val="single" w:color="D9C7B0" w:sz="6"/>
+          <w:insideV w:val="single" w:color="D9C7B0" w:sz="6"/>
         </w:tblBorders>
       </w:tblPr>
       <w:tblGrid>
@@ -609,20 +511,23 @@
         <w:gridCol w:w="3120"/>
       </w:tblGrid>
       <w:tr>
+        <w:trPr>
+          <w:trHeight w:val="640" w:hRule="atLeast"/>
+        </w:trPr>
         <w:tc>
           <w:tcPr>
             <w:tcW w:type="dxa" w:w="3120"/>
             <w:tcMar>
-              <w:top w:type="dxa" w:w="40"/>
-              <w:left w:type="dxa" w:w="90"/>
-              <w:bottom w:type="dxa" w:w="40"/>
-              <w:right w:type="dxa" w:w="90"/>
-            </w:tcMar>
-            <w:vAlign w:val="center"/>
-          </w:tcPr>
-          <w:p>
-            <w:pPr>
-              <w:spacing w:after="0" w:before="0" w:line="240"/>
+              <w:top w:type="dxa" w:w="70"/>
+              <w:left w:type="dxa" w:w="120"/>
+              <w:bottom w:type="dxa" w:w="70"/>
+              <w:right w:type="dxa" w:w="120"/>
+            </w:tcMar>
+            <w:vAlign w:val="center"/>
+          </w:tcPr>
+          <w:p>
+            <w:pPr>
+              <w:spacing w:after="0" w:before="0" w:line="280"/>
             </w:pPr>
             <w:r>
               <w:rPr>
@@ -630,56 +535,21 @@
                 <w:b/>
                 <w:bCs/>
                 <w:color w:val="2E241C"/>
-                <w:sz w:val="18"/>
-                <w:szCs w:val="18"/>
+                <w:sz w:val="22"/>
+                <w:szCs w:val="22"/>
               </w:rPr>
               <w:t xml:space="preserve">☐ </w:t>
             </w:r>
-            <w:r>
-              <w:rPr>
-                <w:rFonts w:ascii="맑은 고딕" w:cs="맑은 고딕" w:eastAsia="맑은 고딕" w:hAnsi="맑은 고딕"/>
-                <w:color w:val="2E241C"/>
-                <w:sz w:val="17"/>
-                <w:szCs w:val="17"/>
-              </w:rPr>
-              <w:t xml:space="preserve">체험판 (무료)</w:t>
-            </w:r>
-          </w:p>
-        </w:tc>
-        <w:tc>
-          <w:tcPr>
-            <w:tcW w:type="dxa" w:w="3120"/>
-            <w:tcMar>
-              <w:top w:type="dxa" w:w="40"/>
-              <w:left w:type="dxa" w:w="90"/>
-              <w:bottom w:type="dxa" w:w="40"/>
-              <w:right w:type="dxa" w:w="90"/>
-            </w:tcMar>
-            <w:vAlign w:val="center"/>
-          </w:tcPr>
-          <w:p>
-            <w:pPr>
-              <w:spacing w:after="0" w:before="0" w:line="240"/>
-            </w:pPr>
             <w:r>
               <w:rPr>
                 <w:rFonts w:ascii="맑은 고딕" w:cs="맑은 고딕" w:eastAsia="맑은 고딕" w:hAnsi="맑은 고딕"/>
                 <w:b/>
                 <w:bCs/>
                 <w:color w:val="2E241C"/>
-                <w:sz w:val="18"/>
-                <w:szCs w:val="18"/>
-              </w:rPr>
-              <w:t xml:space="preserve">☐ </w:t>
-            </w:r>
-            <w:r>
-              <w:rPr>
-                <w:rFonts w:ascii="맑은 고딕" w:cs="맑은 고딕" w:eastAsia="맑은 고딕" w:hAnsi="맑은 고딕"/>
-                <w:color w:val="2E241C"/>
-                <w:sz w:val="17"/>
-                <w:szCs w:val="17"/>
-              </w:rPr>
-              <w:t xml:space="preserve">파일럿 (본점/1개 라인)</w:t>
+                <w:sz w:val="21"/>
+                <w:szCs w:val="21"/>
+              </w:rPr>
+              <w:t xml:space="preserve">Odoo ERP 구축 제안서</w:t>
             </w:r>
           </w:p>
         </w:tc>
@@ -687,16 +557,16 @@
           <w:tcPr>
             <w:tcW w:type="dxa" w:w="3120"/>
             <w:tcMar>
-              <w:top w:type="dxa" w:w="40"/>
-              <w:left w:type="dxa" w:w="90"/>
-              <w:bottom w:type="dxa" w:w="40"/>
-              <w:right w:type="dxa" w:w="90"/>
-            </w:tcMar>
-            <w:vAlign w:val="center"/>
-          </w:tcPr>
-          <w:p>
-            <w:pPr>
-              <w:spacing w:after="0" w:before="0" w:line="240"/>
+              <w:top w:type="dxa" w:w="70"/>
+              <w:left w:type="dxa" w:w="120"/>
+              <w:bottom w:type="dxa" w:w="70"/>
+              <w:right w:type="dxa" w:w="120"/>
+            </w:tcMar>
+            <w:vAlign w:val="center"/>
+          </w:tcPr>
+          <w:p>
+            <w:pPr>
+              <w:spacing w:after="0" w:before="0" w:line="280"/>
             </w:pPr>
             <w:r>
               <w:rPr>
@@ -704,19 +574,60 @@
                 <w:b/>
                 <w:bCs/>
                 <w:color w:val="2E241C"/>
-                <w:sz w:val="18"/>
-                <w:szCs w:val="18"/>
+                <w:sz w:val="22"/>
+                <w:szCs w:val="22"/>
               </w:rPr>
               <w:t xml:space="preserve">☐ </w:t>
             </w:r>
             <w:r>
               <w:rPr>
                 <w:rFonts w:ascii="맑은 고딕" w:cs="맑은 고딕" w:eastAsia="맑은 고딕" w:hAnsi="맑은 고딕"/>
-                <w:color w:val="2E241C"/>
-                <w:sz w:val="17"/>
-                <w:szCs w:val="17"/>
-              </w:rPr>
-              <w:t xml:space="preserve">정식 구축 (전사)</w:t>
+                <w:b/>
+                <w:bCs/>
+                <w:color w:val="2E241C"/>
+                <w:sz w:val="21"/>
+                <w:szCs w:val="21"/>
+              </w:rPr>
+              <w:t xml:space="preserve">Odoo-AX 구축 제안서</w:t>
+            </w:r>
+          </w:p>
+        </w:tc>
+        <w:tc>
+          <w:tcPr>
+            <w:tcW w:type="dxa" w:w="3120"/>
+            <w:tcMar>
+              <w:top w:type="dxa" w:w="70"/>
+              <w:left w:type="dxa" w:w="120"/>
+              <w:bottom w:type="dxa" w:w="70"/>
+              <w:right w:type="dxa" w:w="120"/>
+            </w:tcMar>
+            <w:vAlign w:val="center"/>
+          </w:tcPr>
+          <w:p>
+            <w:pPr>
+              <w:spacing w:after="0" w:before="0" w:line="280"/>
+            </w:pPr>
+            <w:r>
+              <w:rPr>
+                <w:rFonts w:ascii="맑은 고딕" w:cs="맑은 고딕" w:eastAsia="맑은 고딕" w:hAnsi="맑은 고딕"/>
+                <w:b/>
+                <w:bCs/>
+                <w:color w:val="2E241C"/>
+                <w:sz w:val="22"/>
+                <w:szCs w:val="22"/>
+              </w:rPr>
+              <w:t xml:space="preserve">☐ </w:t>
+            </w:r>
+            <w:r>
+              <w:rPr>
+                <w:rFonts w:ascii="맑은 고딕" w:cs="맑은 고딕" w:eastAsia="맑은 고딕" w:hAnsi="맑은 고딕"/>
+                <w:b/>
+                <w:bCs/>
+                <w:color w:val="2E241C"/>
+                <w:sz w:val="21"/>
+                <w:szCs w:val="21"/>
+              </w:rPr>
+              <w:t xml:space="preserve">AX 구축 방법론 책자(PDF본)</w:t>
             </w:r>
           </w:p>
         </w:tc>
@@ -724,7 +635,7 @@
     </w:tbl>
     <w:p>
       <w:pPr>
-        <w:spacing w:after="60" w:before="140" w:line="240"/>
+        <w:spacing w:after="90" w:before="220" w:line="280"/>
       </w:pPr>
       <w:r>
         <w:rPr>
@@ -732,44 +643,47 @@
           <w:b/>
           <w:bCs/>
           <w:color w:val="C07F1E"/>
-          <w:sz w:val="20"/>
-          <w:szCs w:val="20"/>
-        </w:rPr>
-        <w:t xml:space="preserve">3. 관심 모듈 · 목표</w:t>
+          <w:sz w:val="26"/>
+          <w:szCs w:val="26"/>
+        </w:rPr>
+        <w:t xml:space="preserve">3. AX 관심 모듈 · 목표</w:t>
       </w:r>
     </w:p>
     <w:tbl>
       <w:tblPr>
         <w:tblW w:type="dxa" w:w="9360"/>
         <w:tblBorders>
-          <w:top w:val="single" w:color="D9C7B0" w:sz="4"/>
-          <w:left w:val="single" w:color="D9C7B0" w:sz="4"/>
-          <w:bottom w:val="single" w:color="D9C7B0" w:sz="4"/>
-          <w:right w:val="single" w:color="D9C7B0" w:sz="4"/>
-          <w:insideH w:val="single" w:color="D9C7B0" w:sz="4"/>
-          <w:insideV w:val="single" w:color="D9C7B0" w:sz="4"/>
+          <w:top w:val="single" w:color="D9C7B0" w:sz="6"/>
+          <w:left w:val="single" w:color="D9C7B0" w:sz="6"/>
+          <w:bottom w:val="single" w:color="D9C7B0" w:sz="6"/>
+          <w:right w:val="single" w:color="D9C7B0" w:sz="6"/>
+          <w:insideH w:val="single" w:color="D9C7B0" w:sz="6"/>
+          <w:insideV w:val="single" w:color="D9C7B0" w:sz="6"/>
         </w:tblBorders>
       </w:tblPr>
       <w:tblGrid>
-        <w:gridCol w:w="1560"/>
-        <w:gridCol w:w="7800"/>
+        <w:gridCol w:w="1700"/>
+        <w:gridCol w:w="7660"/>
       </w:tblGrid>
       <w:tr>
-        <w:tc>
-          <w:tcPr>
-            <w:tcW w:type="dxa" w:w="1560"/>
+        <w:trPr>
+          <w:trHeight w:val="820" w:hRule="atLeast"/>
+        </w:trPr>
+        <w:tc>
+          <w:tcPr>
+            <w:tcW w:type="dxa" w:w="1700"/>
             <w:shd w:fill="F3E9DA" w:color="auto" w:val="clear"/>
             <w:tcMar>
-              <w:top w:type="dxa" w:w="40"/>
-              <w:left w:type="dxa" w:w="90"/>
-              <w:bottom w:type="dxa" w:w="40"/>
-              <w:right w:type="dxa" w:w="90"/>
-            </w:tcMar>
-            <w:vAlign w:val="center"/>
-          </w:tcPr>
-          <w:p>
-            <w:pPr>
-              <w:spacing w:after="0" w:before="0" w:line="240"/>
+              <w:top w:type="dxa" w:w="70"/>
+              <w:left w:type="dxa" w:w="120"/>
+              <w:bottom w:type="dxa" w:w="70"/>
+              <w:right w:type="dxa" w:w="120"/>
+            </w:tcMar>
+            <w:vAlign w:val="center"/>
+          </w:tcPr>
+          <w:p>
+            <w:pPr>
+              <w:spacing w:after="0" w:before="0" w:line="280"/>
             </w:pPr>
             <w:r>
               <w:rPr>
@@ -777,8 +691,8 @@
                 <w:b/>
                 <w:bCs/>
                 <w:color w:val="6E3A1C"/>
-                <w:sz w:val="17"/>
-                <w:szCs w:val="17"/>
+                <w:sz w:val="21"/>
+                <w:szCs w:val="21"/>
               </w:rPr>
               <w:t xml:space="preserve">관심 모듈</w:t>
             </w:r>
@@ -786,26 +700,25 @@
         </w:tc>
         <w:tc>
           <w:tcPr>
-            <w:tcW w:type="dxa" w:w="7800"/>
-            <w:gridSpan w:val="1"/>
-            <w:tcMar>
-              <w:top w:type="dxa" w:w="40"/>
-              <w:left w:type="dxa" w:w="90"/>
-              <w:bottom w:type="dxa" w:w="40"/>
-              <w:right w:type="dxa" w:w="90"/>
-            </w:tcMar>
-            <w:vAlign w:val="center"/>
-          </w:tcPr>
-          <w:p>
-            <w:pPr>
-              <w:spacing w:after="20" w:before="0" w:line="240"/>
-            </w:pPr>
-            <w:r>
-              <w:rPr>
-                <w:rFonts w:ascii="맑은 고딕" w:cs="맑은 고딕" w:eastAsia="맑은 고딕" w:hAnsi="맑은 고딕"/>
-                <w:color w:val="2E241C"/>
-                <w:sz w:val="18"/>
-                <w:szCs w:val="18"/>
+            <w:tcW w:type="dxa" w:w="7660"/>
+            <w:tcMar>
+              <w:top w:type="dxa" w:w="70"/>
+              <w:left w:type="dxa" w:w="120"/>
+              <w:bottom w:type="dxa" w:w="70"/>
+              <w:right w:type="dxa" w:w="120"/>
+            </w:tcMar>
+            <w:vAlign w:val="center"/>
+          </w:tcPr>
+          <w:p>
+            <w:pPr>
+              <w:spacing w:after="60" w:before="0" w:line="280"/>
+            </w:pPr>
+            <w:r>
+              <w:rPr>
+                <w:rFonts w:ascii="맑은 고딕" w:cs="맑은 고딕" w:eastAsia="맑은 고딕" w:hAnsi="맑은 고딕"/>
+                <w:color w:val="2E241C"/>
+                <w:sz w:val="22"/>
+                <w:szCs w:val="22"/>
               </w:rPr>
               <w:t xml:space="preserve">☐ </w:t>
             </w:r>
@@ -813,17 +726,17 @@
               <w:rPr>
                 <w:rFonts w:ascii="맑은 고딕" w:cs="맑은 고딕" w:eastAsia="맑은 고딕" w:hAnsi="맑은 고딕"/>
                 <w:color w:val="2E241C"/>
-                <w:sz w:val="16"/>
-                <w:szCs w:val="16"/>
-              </w:rPr>
-              <w:t xml:space="preserve">수요예측  </w:t>
-            </w:r>
-            <w:r>
-              <w:rPr>
-                <w:rFonts w:ascii="맑은 고딕" w:cs="맑은 고딕" w:eastAsia="맑은 고딕" w:hAnsi="맑은 고딕"/>
-                <w:color w:val="2E241C"/>
-                <w:sz w:val="18"/>
-                <w:szCs w:val="18"/>
+                <w:sz w:val="21"/>
+                <w:szCs w:val="21"/>
+              </w:rPr>
+              <w:t xml:space="preserve">수요예측     </w:t>
+            </w:r>
+            <w:r>
+              <w:rPr>
+                <w:rFonts w:ascii="맑은 고딕" w:cs="맑은 고딕" w:eastAsia="맑은 고딕" w:hAnsi="맑은 고딕"/>
+                <w:color w:val="2E241C"/>
+                <w:sz w:val="22"/>
+                <w:szCs w:val="22"/>
               </w:rPr>
               <w:t xml:space="preserve">☐ </w:t>
             </w:r>
@@ -831,17 +744,17 @@
               <w:rPr>
                 <w:rFonts w:ascii="맑은 고딕" w:cs="맑은 고딕" w:eastAsia="맑은 고딕" w:hAnsi="맑은 고딕"/>
                 <w:color w:val="2E241C"/>
-                <w:sz w:val="16"/>
-                <w:szCs w:val="16"/>
-              </w:rPr>
-              <w:t xml:space="preserve">재고 최적화  </w:t>
-            </w:r>
-            <w:r>
-              <w:rPr>
-                <w:rFonts w:ascii="맑은 고딕" w:cs="맑은 고딕" w:eastAsia="맑은 고딕" w:hAnsi="맑은 고딕"/>
-                <w:color w:val="2E241C"/>
-                <w:sz w:val="18"/>
-                <w:szCs w:val="18"/>
+                <w:sz w:val="21"/>
+                <w:szCs w:val="21"/>
+              </w:rPr>
+              <w:t xml:space="preserve">재고 최적화     </w:t>
+            </w:r>
+            <w:r>
+              <w:rPr>
+                <w:rFonts w:ascii="맑은 고딕" w:cs="맑은 고딕" w:eastAsia="맑은 고딕" w:hAnsi="맑은 고딕"/>
+                <w:color w:val="2E241C"/>
+                <w:sz w:val="22"/>
+                <w:szCs w:val="22"/>
               </w:rPr>
               <w:t xml:space="preserve">☐ </w:t>
             </w:r>
@@ -849,22 +762,22 @@
               <w:rPr>
                 <w:rFonts w:ascii="맑은 고딕" w:cs="맑은 고딕" w:eastAsia="맑은 고딕" w:hAnsi="맑은 고딕"/>
                 <w:color w:val="2E241C"/>
-                <w:sz w:val="16"/>
-                <w:szCs w:val="16"/>
+                <w:sz w:val="21"/>
+                <w:szCs w:val="21"/>
               </w:rPr>
               <w:t xml:space="preserve">발주·회계 연동</w:t>
             </w:r>
           </w:p>
           <w:p>
             <w:pPr>
-              <w:spacing w:after="0" w:before="0" w:line="240"/>
-            </w:pPr>
-            <w:r>
-              <w:rPr>
-                <w:rFonts w:ascii="맑은 고딕" w:cs="맑은 고딕" w:eastAsia="맑은 고딕" w:hAnsi="맑은 고딕"/>
-                <w:color w:val="2E241C"/>
-                <w:sz w:val="18"/>
-                <w:szCs w:val="18"/>
+              <w:spacing w:after="0" w:before="0" w:line="280"/>
+            </w:pPr>
+            <w:r>
+              <w:rPr>
+                <w:rFonts w:ascii="맑은 고딕" w:cs="맑은 고딕" w:eastAsia="맑은 고딕" w:hAnsi="맑은 고딕"/>
+                <w:color w:val="2E241C"/>
+                <w:sz w:val="22"/>
+                <w:szCs w:val="22"/>
               </w:rPr>
               <w:t xml:space="preserve">☐ </w:t>
             </w:r>
@@ -872,17 +785,17 @@
               <w:rPr>
                 <w:rFonts w:ascii="맑은 고딕" w:cs="맑은 고딕" w:eastAsia="맑은 고딕" w:hAnsi="맑은 고딕"/>
                 <w:color w:val="2E241C"/>
-                <w:sz w:val="16"/>
-                <w:szCs w:val="16"/>
-              </w:rPr>
-              <w:t xml:space="preserve">설비 예지보전  </w:t>
-            </w:r>
-            <w:r>
-              <w:rPr>
-                <w:rFonts w:ascii="맑은 고딕" w:cs="맑은 고딕" w:eastAsia="맑은 고딕" w:hAnsi="맑은 고딕"/>
-                <w:color w:val="2E241C"/>
-                <w:sz w:val="18"/>
-                <w:szCs w:val="18"/>
+                <w:sz w:val="21"/>
+                <w:szCs w:val="21"/>
+              </w:rPr>
+              <w:t xml:space="preserve">설비 예지보전     </w:t>
+            </w:r>
+            <w:r>
+              <w:rPr>
+                <w:rFonts w:ascii="맑은 고딕" w:cs="맑은 고딕" w:eastAsia="맑은 고딕" w:hAnsi="맑은 고딕"/>
+                <w:color w:val="2E241C"/>
+                <w:sz w:val="22"/>
+                <w:szCs w:val="22"/>
               </w:rPr>
               <w:t xml:space="preserve">☐ </w:t>
             </w:r>
@@ -890,17 +803,17 @@
               <w:rPr>
                 <w:rFonts w:ascii="맑은 고딕" w:cs="맑은 고딕" w:eastAsia="맑은 고딕" w:hAnsi="맑은 고딕"/>
                 <w:color w:val="2E241C"/>
-                <w:sz w:val="16"/>
-                <w:szCs w:val="16"/>
-              </w:rPr>
-              <w:t xml:space="preserve">생산계획  </w:t>
-            </w:r>
-            <w:r>
-              <w:rPr>
-                <w:rFonts w:ascii="맑은 고딕" w:cs="맑은 고딕" w:eastAsia="맑은 고딕" w:hAnsi="맑은 고딕"/>
-                <w:color w:val="2E241C"/>
-                <w:sz w:val="18"/>
-                <w:szCs w:val="18"/>
+                <w:sz w:val="21"/>
+                <w:szCs w:val="21"/>
+              </w:rPr>
+              <w:t xml:space="preserve">생산계획     </w:t>
+            </w:r>
+            <w:r>
+              <w:rPr>
+                <w:rFonts w:ascii="맑은 고딕" w:cs="맑은 고딕" w:eastAsia="맑은 고딕" w:hAnsi="맑은 고딕"/>
+                <w:color w:val="2E241C"/>
+                <w:sz w:val="22"/>
+                <w:szCs w:val="22"/>
               </w:rPr>
               <w:t xml:space="preserve">☐ </w:t>
             </w:r>
@@ -908,8 +821,8 @@
               <w:rPr>
                 <w:rFonts w:ascii="맑은 고딕" w:cs="맑은 고딕" w:eastAsia="맑은 고딕" w:hAnsi="맑은 고딕"/>
                 <w:color w:val="2E241C"/>
-                <w:sz w:val="16"/>
-                <w:szCs w:val="16"/>
+                <w:sz w:val="21"/>
+                <w:szCs w:val="21"/>
               </w:rPr>
               <w:t xml:space="preserve">성과·KPI 관리</w:t>
             </w:r>
@@ -917,21 +830,24 @@
         </w:tc>
       </w:tr>
       <w:tr>
-        <w:tc>
-          <w:tcPr>
-            <w:tcW w:type="dxa" w:w="1560"/>
+        <w:trPr>
+          <w:trHeight w:val="560" w:hRule="atLeast"/>
+        </w:trPr>
+        <w:tc>
+          <w:tcPr>
+            <w:tcW w:type="dxa" w:w="1700"/>
             <w:shd w:fill="F3E9DA" w:color="auto" w:val="clear"/>
             <w:tcMar>
-              <w:top w:type="dxa" w:w="40"/>
-              <w:left w:type="dxa" w:w="90"/>
-              <w:bottom w:type="dxa" w:w="40"/>
-              <w:right w:type="dxa" w:w="90"/>
-            </w:tcMar>
-            <w:vAlign w:val="center"/>
-          </w:tcPr>
-          <w:p>
-            <w:pPr>
-              <w:spacing w:after="0" w:before="0" w:line="240"/>
+              <w:top w:type="dxa" w:w="70"/>
+              <w:left w:type="dxa" w:w="120"/>
+              <w:bottom w:type="dxa" w:w="70"/>
+              <w:right w:type="dxa" w:w="120"/>
+            </w:tcMar>
+            <w:vAlign w:val="center"/>
+          </w:tcPr>
+          <w:p>
+            <w:pPr>
+              <w:spacing w:after="0" w:before="0" w:line="280"/>
             </w:pPr>
             <w:r>
               <w:rPr>
@@ -939,8 +855,8 @@
                 <w:b/>
                 <w:bCs/>
                 <w:color w:val="6E3A1C"/>
-                <w:sz w:val="17"/>
-                <w:szCs w:val="17"/>
+                <w:sz w:val="21"/>
+                <w:szCs w:val="21"/>
               </w:rPr>
               <w:t xml:space="preserve">목표 KPI</w:t>
             </w:r>
@@ -948,25 +864,25 @@
         </w:tc>
         <w:tc>
           <w:tcPr>
-            <w:tcW w:type="dxa" w:w="7800"/>
-            <w:tcMar>
-              <w:top w:type="dxa" w:w="40"/>
-              <w:left w:type="dxa" w:w="90"/>
-              <w:bottom w:type="dxa" w:w="40"/>
-              <w:right w:type="dxa" w:w="90"/>
-            </w:tcMar>
-            <w:vAlign w:val="center"/>
-          </w:tcPr>
-          <w:p>
-            <w:pPr>
-              <w:spacing w:after="0" w:before="0" w:line="240"/>
-            </w:pPr>
-            <w:r>
-              <w:rPr>
-                <w:rFonts w:ascii="맑은 고딕" w:cs="맑은 고딕" w:eastAsia="맑은 고딕" w:hAnsi="맑은 고딕"/>
-                <w:color w:val="2E241C"/>
-                <w:sz w:val="17"/>
-                <w:szCs w:val="17"/>
+            <w:tcW w:type="dxa" w:w="7660"/>
+            <w:tcMar>
+              <w:top w:type="dxa" w:w="70"/>
+              <w:left w:type="dxa" w:w="120"/>
+              <w:bottom w:type="dxa" w:w="70"/>
+              <w:right w:type="dxa" w:w="120"/>
+            </w:tcMar>
+            <w:vAlign w:val="center"/>
+          </w:tcPr>
+          <w:p>
+            <w:pPr>
+              <w:spacing w:after="0" w:before="0" w:line="280"/>
+            </w:pPr>
+            <w:r>
+              <w:rPr>
+                <w:rFonts w:ascii="맑은 고딕" w:cs="맑은 고딕" w:eastAsia="맑은 고딕" w:hAnsi="맑은 고딕"/>
+                <w:color w:val="2E241C"/>
+                <w:sz w:val="21"/>
+                <w:szCs w:val="21"/>
               </w:rPr>
               <w:t xml:space="preserve">예) 결품률 30% 개선 · 폐기율 절감 · 납기 단축 · 재고회전 향상</w:t>
             </w:r>
@@ -976,7 +892,7 @@
     </w:tbl>
     <w:p>
       <w:pPr>
-        <w:spacing w:after="60" w:before="140" w:line="240"/>
+        <w:spacing w:after="90" w:before="220" w:line="280"/>
       </w:pPr>
       <w:r>
         <w:rPr>
@@ -984,8 +900,8 @@
           <w:b/>
           <w:bCs/>
           <w:color w:val="C07F1E"/>
-          <w:sz w:val="20"/>
-          <w:szCs w:val="20"/>
+          <w:sz w:val="26"/>
+          <w:szCs w:val="26"/>
         </w:rPr>
         <w:t xml:space="preserve">4. 신청 내용 · 요청사항</w:t>
       </w:r>
@@ -994,67 +910,84 @@
       <w:tblPr>
         <w:tblW w:type="dxa" w:w="9360"/>
         <w:tblBorders>
-          <w:top w:val="single" w:color="D9C7B0" w:sz="4"/>
-          <w:left w:val="single" w:color="D9C7B0" w:sz="4"/>
-          <w:bottom w:val="single" w:color="D9C7B0" w:sz="4"/>
-          <w:right w:val="single" w:color="D9C7B0" w:sz="4"/>
-          <w:insideH w:val="single" w:color="D9C7B0" w:sz="4"/>
-          <w:insideV w:val="single" w:color="D9C7B0" w:sz="4"/>
+          <w:top w:val="single" w:color="D9C7B0" w:sz="6"/>
+          <w:left w:val="single" w:color="D9C7B0" w:sz="6"/>
+          <w:bottom w:val="single" w:color="D9C7B0" w:sz="6"/>
+          <w:right w:val="single" w:color="D9C7B0" w:sz="6"/>
+          <w:insideH w:val="single" w:color="D9C7B0" w:sz="6"/>
+          <w:insideV w:val="single" w:color="D9C7B0" w:sz="6"/>
         </w:tblBorders>
       </w:tblPr>
       <w:tblGrid>
         <w:gridCol w:w="9360"/>
       </w:tblGrid>
       <w:tr>
+        <w:trPr>
+          <w:trHeight w:val="1900" w:hRule="atLeast"/>
+        </w:trPr>
         <w:tc>
           <w:tcPr>
             <w:tcW w:type="dxa" w:w="9360"/>
             <w:tcMar>
-              <w:top w:type="dxa" w:w="40"/>
-              <w:left w:type="dxa" w:w="90"/>
-              <w:bottom w:type="dxa" w:w="40"/>
-              <w:right w:type="dxa" w:w="90"/>
-            </w:tcMar>
-            <w:vAlign w:val="center"/>
-          </w:tcPr>
-          <w:p>
-            <w:pPr>
-              <w:spacing w:after="60" w:before="0" w:line="240"/>
-            </w:pPr>
-            <w:r>
-              <w:rPr>
-                <w:rFonts w:ascii="맑은 고딕" w:cs="맑은 고딕" w:eastAsia="맑은 고딕" w:hAnsi="맑은 고딕"/>
-                <w:color w:val="2E241C"/>
-                <w:sz w:val="16"/>
-                <w:szCs w:val="16"/>
+              <w:top w:type="dxa" w:w="70"/>
+              <w:left w:type="dxa" w:w="120"/>
+              <w:bottom w:type="dxa" w:w="70"/>
+              <w:right w:type="dxa" w:w="120"/>
+            </w:tcMar>
+            <w:vAlign w:val="center"/>
+          </w:tcPr>
+          <w:p>
+            <w:pPr>
+              <w:spacing w:after="180" w:before="0" w:line="280"/>
+            </w:pPr>
+            <w:r>
+              <w:rPr>
+                <w:rFonts w:ascii="맑은 고딕" w:cs="맑은 고딕" w:eastAsia="맑은 고딕" w:hAnsi="맑은 고딕"/>
+                <w:color w:val="2E241C"/>
+                <w:sz w:val="22"/>
+                <w:szCs w:val="22"/>
               </w:rPr>
               <w:t xml:space="preserve"> </w:t>
             </w:r>
           </w:p>
           <w:p>
             <w:pPr>
-              <w:spacing w:after="60" w:before="0" w:line="240"/>
-            </w:pPr>
-            <w:r>
-              <w:rPr>
-                <w:rFonts w:ascii="맑은 고딕" w:cs="맑은 고딕" w:eastAsia="맑은 고딕" w:hAnsi="맑은 고딕"/>
-                <w:color w:val="2E241C"/>
-                <w:sz w:val="16"/>
-                <w:szCs w:val="16"/>
+              <w:spacing w:after="180" w:before="0" w:line="280"/>
+            </w:pPr>
+            <w:r>
+              <w:rPr>
+                <w:rFonts w:ascii="맑은 고딕" w:cs="맑은 고딕" w:eastAsia="맑은 고딕" w:hAnsi="맑은 고딕"/>
+                <w:color w:val="2E241C"/>
+                <w:sz w:val="22"/>
+                <w:szCs w:val="22"/>
               </w:rPr>
               <w:t xml:space="preserve"> </w:t>
             </w:r>
           </w:p>
           <w:p>
             <w:pPr>
-              <w:spacing w:after="0" w:before="0" w:line="240"/>
-            </w:pPr>
-            <w:r>
-              <w:rPr>
-                <w:rFonts w:ascii="맑은 고딕" w:cs="맑은 고딕" w:eastAsia="맑은 고딕" w:hAnsi="맑은 고딕"/>
-                <w:color w:val="2E241C"/>
-                <w:sz w:val="16"/>
-                <w:szCs w:val="16"/>
+              <w:spacing w:after="180" w:before="0" w:line="280"/>
+            </w:pPr>
+            <w:r>
+              <w:rPr>
+                <w:rFonts w:ascii="맑은 고딕" w:cs="맑은 고딕" w:eastAsia="맑은 고딕" w:hAnsi="맑은 고딕"/>
+                <w:color w:val="2E241C"/>
+                <w:sz w:val="22"/>
+                <w:szCs w:val="22"/>
+              </w:rPr>
+              <w:t xml:space="preserve"> </w:t>
+            </w:r>
+          </w:p>
+          <w:p>
+            <w:pPr>
+              <w:spacing w:after="0" w:before="0" w:line="280"/>
+            </w:pPr>
+            <w:r>
+              <w:rPr>
+                <w:rFonts w:ascii="맑은 고딕" w:cs="맑은 고딕" w:eastAsia="맑은 고딕" w:hAnsi="맑은 고딕"/>
+                <w:color w:val="2E241C"/>
+                <w:sz w:val="22"/>
+                <w:szCs w:val="22"/>
               </w:rPr>
               <w:t xml:space="preserve"> </w:t>
             </w:r>
@@ -1064,7 +997,7 @@
     </w:tbl>
     <w:p>
       <w:pPr>
-        <w:spacing w:after="40" w:before="140" w:line="240"/>
+        <w:spacing w:after="90" w:before="220" w:line="280"/>
       </w:pPr>
       <w:r>
         <w:rPr>
@@ -1072,29 +1005,29 @@
           <w:b/>
           <w:bCs/>
           <w:color w:val="C07F1E"/>
-          <w:sz w:val="20"/>
-          <w:szCs w:val="20"/>
+          <w:sz w:val="26"/>
+          <w:szCs w:val="26"/>
         </w:rPr>
         <w:t xml:space="preserve">5. 개인정보 수집·이용 동의</w:t>
       </w:r>
     </w:p>
     <w:p>
       <w:pPr>
-        <w:spacing w:after="40" w:before="0" w:line="220"/>
+        <w:spacing w:after="60" w:before="0" w:line="300"/>
       </w:pPr>
       <w:r>
         <w:rPr>
           <w:rFonts w:ascii="맑은 고딕" w:cs="맑은 고딕" w:eastAsia="맑은 고딕" w:hAnsi="맑은 고딕"/>
           <w:color w:val="76675A"/>
-          <w:sz w:val="15"/>
-          <w:szCs w:val="15"/>
+          <w:sz w:val="18"/>
+          <w:szCs w:val="18"/>
         </w:rPr>
         <w:t xml:space="preserve">에이에스씨(ASC)는 본 신청서에 기재된 기업·담당자 정보를 AX 플랫폼 도입 상담·구축 목적에 한하여 수집·이용하며, 목적 달성 후 지체 없이 파기합니다. 보유기간: 상담 종료 후 1년.</w:t>
       </w:r>
     </w:p>
     <w:p>
       <w:pPr>
-        <w:spacing w:after="120" w:before="0" w:line="240"/>
+        <w:spacing w:after="200" w:before="0" w:line="280"/>
       </w:pPr>
       <w:r>
         <w:rPr>
@@ -1102,8 +1035,8 @@
           <w:b/>
           <w:bCs/>
           <w:color w:val="2E241C"/>
-          <w:sz w:val="18"/>
-          <w:szCs w:val="18"/>
+          <w:sz w:val="22"/>
+          <w:szCs w:val="22"/>
         </w:rPr>
         <w:t xml:space="preserve">☐ </w:t>
       </w:r>
@@ -1113,56 +1046,56 @@
           <w:b/>
           <w:bCs/>
           <w:color w:val="2E241C"/>
+          <w:sz w:val="20"/>
+          <w:szCs w:val="20"/>
+        </w:rPr>
+        <w:t xml:space="preserve">위 개인정보 수집·이용에 동의합니다.  </w:t>
+      </w:r>
+      <w:r>
+        <w:rPr>
+          <w:rFonts w:ascii="맑은 고딕" w:cs="맑은 고딕" w:eastAsia="맑은 고딕" w:hAnsi="맑은 고딕"/>
+          <w:color w:val="76675A"/>
           <w:sz w:val="16"/>
           <w:szCs w:val="16"/>
         </w:rPr>
-        <w:t xml:space="preserve">위 개인정보 수집·이용에 동의합니다.  </w:t>
-      </w:r>
-      <w:r>
-        <w:rPr>
-          <w:rFonts w:ascii="맑은 고딕" w:cs="맑은 고딕" w:eastAsia="맑은 고딕" w:hAnsi="맑은 고딕"/>
-          <w:color w:val="76675A"/>
-          <w:sz w:val="14"/>
-          <w:szCs w:val="14"/>
-        </w:rPr>
         <w:t xml:space="preserve">(미동의 시 상담 진행이 제한될 수 있습니다.)</w:t>
       </w:r>
     </w:p>
     <w:p>
       <w:pPr>
-        <w:spacing w:after="40" w:before="60" w:line="240"/>
+        <w:spacing w:after="80" w:before="80" w:line="280"/>
         <w:jc w:val="right"/>
       </w:pPr>
       <w:r>
         <w:rPr>
           <w:rFonts w:ascii="맑은 고딕" w:cs="맑은 고딕" w:eastAsia="맑은 고딕" w:hAnsi="맑은 고딕"/>
           <w:color w:val="2E241C"/>
-          <w:sz w:val="17"/>
-          <w:szCs w:val="17"/>
-        </w:rPr>
-        <w:t xml:space="preserve">작성일 :  </w:t>
+          <w:sz w:val="22"/>
+          <w:szCs w:val="22"/>
+        </w:rPr>
+        <w:t xml:space="preserve">작성일 :   </w:t>
       </w:r>
       <w:r>
         <w:rPr>
           <w:rFonts w:ascii="맑은 고딕" w:cs="맑은 고딕" w:eastAsia="맑은 고딕" w:hAnsi="맑은 고딕"/>
           <w:color w:val="76675A"/>
-          <w:sz w:val="17"/>
-          <w:szCs w:val="17"/>
-        </w:rPr>
-        <w:t xml:space="preserve">20      년        월        일</w:t>
+          <w:sz w:val="22"/>
+          <w:szCs w:val="22"/>
+        </w:rPr>
+        <w:t xml:space="preserve">20        년          월          일</w:t>
       </w:r>
     </w:p>
     <w:p>
       <w:pPr>
-        <w:spacing w:after="160" w:before="0" w:line="240"/>
+        <w:spacing w:after="260" w:before="0" w:line="280"/>
         <w:jc w:val="right"/>
       </w:pPr>
       <w:r>
         <w:rPr>
           <w:rFonts w:ascii="맑은 고딕" w:cs="맑은 고딕" w:eastAsia="맑은 고딕" w:hAnsi="맑은 고딕"/>
           <w:color w:val="2E241C"/>
-          <w:sz w:val="17"/>
-          <w:szCs w:val="17"/>
+          <w:sz w:val="22"/>
+          <w:szCs w:val="22"/>
         </w:rPr>
         <w:t xml:space="preserve">신청기업 :  </w:t>
       </w:r>
@@ -1170,17 +1103,17 @@
         <w:rPr>
           <w:rFonts w:ascii="맑은 고딕" w:cs="맑은 고딕" w:eastAsia="맑은 고딕" w:hAnsi="맑은 고딕"/>
           <w:color w:val="2E241C"/>
-          <w:sz w:val="17"/>
-          <w:szCs w:val="17"/>
-        </w:rPr>
-        <w:t xml:space="preserve">                                    </w:t>
+          <w:sz w:val="22"/>
+          <w:szCs w:val="22"/>
+        </w:rPr>
+        <w:t xml:space="preserve">                                         </w:t>
       </w:r>
       <w:r>
         <w:rPr>
           <w:rFonts w:ascii="맑은 고딕" w:cs="맑은 고딕" w:eastAsia="맑은 고딕" w:hAnsi="맑은 고딕"/>
           <w:color w:val="2E241C"/>
-          <w:sz w:val="17"/>
-          <w:szCs w:val="17"/>
+          <w:sz w:val="22"/>
+          <w:szCs w:val="22"/>
         </w:rPr>
         <w:t xml:space="preserve">   대표자 :  </w:t>
       </w:r>
@@ -1188,17 +1121,17 @@
         <w:rPr>
           <w:rFonts w:ascii="맑은 고딕" w:cs="맑은 고딕" w:eastAsia="맑은 고딕" w:hAnsi="맑은 고딕"/>
           <w:color w:val="2E241C"/>
-          <w:sz w:val="17"/>
-          <w:szCs w:val="17"/>
-        </w:rPr>
-        <w:t xml:space="preserve">                       </w:t>
+          <w:sz w:val="22"/>
+          <w:szCs w:val="22"/>
+        </w:rPr>
+        <w:t xml:space="preserve">                        </w:t>
       </w:r>
       <w:r>
         <w:rPr>
           <w:rFonts w:ascii="맑은 고딕" w:cs="맑은 고딕" w:eastAsia="맑은 고딕" w:hAnsi="맑은 고딕"/>
           <w:color w:val="76675A"/>
-          <w:sz w:val="14"/>
-          <w:szCs w:val="14"/>
+          <w:sz w:val="16"/>
+          <w:szCs w:val="16"/>
         </w:rPr>
         <w:t xml:space="preserve">(서명 또는 인)</w:t>
       </w:r>
@@ -1207,33 +1140,36 @@
       <w:tblPr>
         <w:tblW w:type="dxa" w:w="9360"/>
         <w:tblBorders>
-          <w:top w:val="single" w:color="D9C7B0" w:sz="4"/>
-          <w:left w:val="single" w:color="D9C7B0" w:sz="4"/>
-          <w:bottom w:val="single" w:color="D9C7B0" w:sz="4"/>
-          <w:right w:val="single" w:color="D9C7B0" w:sz="4"/>
-          <w:insideH w:val="single" w:color="D9C7B0" w:sz="4"/>
-          <w:insideV w:val="single" w:color="D9C7B0" w:sz="4"/>
+          <w:top w:val="single" w:color="D9C7B0" w:sz="6"/>
+          <w:left w:val="single" w:color="D9C7B0" w:sz="6"/>
+          <w:bottom w:val="single" w:color="D9C7B0" w:sz="6"/>
+          <w:right w:val="single" w:color="D9C7B0" w:sz="6"/>
+          <w:insideH w:val="single" w:color="D9C7B0" w:sz="6"/>
+          <w:insideV w:val="single" w:color="D9C7B0" w:sz="6"/>
         </w:tblBorders>
       </w:tblPr>
       <w:tblGrid>
         <w:gridCol w:w="9360"/>
       </w:tblGrid>
       <w:tr>
+        <w:trPr>
+          <w:trHeight w:val="1000" w:hRule="atLeast"/>
+        </w:trPr>
         <w:tc>
           <w:tcPr>
             <w:tcW w:type="dxa" w:w="9360"/>
             <w:shd w:fill="F3E9DA" w:color="auto" w:val="clear"/>
             <w:tcMar>
-              <w:top w:type="dxa" w:w="40"/>
-              <w:left w:type="dxa" w:w="90"/>
-              <w:bottom w:type="dxa" w:w="40"/>
-              <w:right w:type="dxa" w:w="90"/>
-            </w:tcMar>
-            <w:vAlign w:val="center"/>
-          </w:tcPr>
-          <w:p>
-            <w:pPr>
-              <w:spacing w:after="30" w:before="0" w:line="240"/>
+              <w:top w:type="dxa" w:w="70"/>
+              <w:left w:type="dxa" w:w="120"/>
+              <w:bottom w:type="dxa" w:w="70"/>
+              <w:right w:type="dxa" w:w="120"/>
+            </w:tcMar>
+            <w:vAlign w:val="center"/>
+          </w:tcPr>
+          <w:p>
+            <w:pPr>
+              <w:spacing w:after="50" w:before="0" w:line="280"/>
             </w:pPr>
             <w:r>
               <w:rPr>
@@ -1241,45 +1177,45 @@
                 <w:b/>
                 <w:bCs/>
                 <w:color w:val="6E3A1C"/>
-                <w:sz w:val="17"/>
-                <w:szCs w:val="17"/>
+                <w:sz w:val="21"/>
+                <w:szCs w:val="21"/>
               </w:rPr>
               <w:t xml:space="preserve">접수처 · 문의</w:t>
             </w:r>
           </w:p>
           <w:p>
             <w:pPr>
-              <w:spacing w:after="20" w:before="0" w:line="240"/>
-            </w:pPr>
-            <w:r>
-              <w:rPr>
-                <w:rFonts w:ascii="맑은 고딕" w:cs="맑은 고딕" w:eastAsia="맑은 고딕" w:hAnsi="맑은 고딕"/>
-                <w:color w:val="2E241C"/>
-                <w:sz w:val="15"/>
-                <w:szCs w:val="15"/>
+              <w:spacing w:after="36" w:before="0" w:line="280"/>
+            </w:pPr>
+            <w:r>
+              <w:rPr>
+                <w:rFonts w:ascii="맑은 고딕" w:cs="맑은 고딕" w:eastAsia="맑은 고딕" w:hAnsi="맑은 고딕"/>
+                <w:color w:val="2E241C"/>
+                <w:sz w:val="19"/>
+                <w:szCs w:val="19"/>
               </w:rPr>
               <w:t xml:space="preserve">에이에스씨(ASC)  ·  AX 플랫폼 사업팀</w:t>
             </w:r>
           </w:p>
           <w:p>
             <w:pPr>
-              <w:spacing w:after="0" w:before="0" w:line="240"/>
-            </w:pPr>
-            <w:r>
-              <w:rPr>
-                <w:rFonts w:ascii="맑은 고딕" w:cs="맑은 고딕" w:eastAsia="맑은 고딕" w:hAnsi="맑은 고딕"/>
-                <w:color w:val="2E241C"/>
-                <w:sz w:val="15"/>
-                <w:szCs w:val="15"/>
-              </w:rPr>
-              <w:t xml:space="preserve">웹 : odooaierp.com     </w:t>
-            </w:r>
-            <w:r>
-              <w:rPr>
-                <w:rFonts w:ascii="맑은 고딕" w:cs="맑은 고딕" w:eastAsia="맑은 고딕" w:hAnsi="맑은 고딕"/>
-                <w:color w:val="2E241C"/>
-                <w:sz w:val="15"/>
-                <w:szCs w:val="15"/>
+              <w:spacing w:after="0" w:before="0" w:line="280"/>
+            </w:pPr>
+            <w:r>
+              <w:rPr>
+                <w:rFonts w:ascii="맑은 고딕" w:cs="맑은 고딕" w:eastAsia="맑은 고딕" w:hAnsi="맑은 고딕"/>
+                <w:color w:val="2E241C"/>
+                <w:sz w:val="19"/>
+                <w:szCs w:val="19"/>
+              </w:rPr>
+              <w:t xml:space="preserve">웹 : odooaierp.com · asc.kr        </w:t>
+            </w:r>
+            <w:r>
+              <w:rPr>
+                <w:rFonts w:ascii="맑은 고딕" w:cs="맑은 고딕" w:eastAsia="맑은 고딕" w:hAnsi="맑은 고딕"/>
+                <w:color w:val="2E241C"/>
+                <w:sz w:val="19"/>
+                <w:szCs w:val="19"/>
               </w:rPr>
               <w:t xml:space="preserve">이메일 : asclhg@gmail.com</w:t>
             </w:r>
@@ -1289,7 +1225,7 @@
     </w:tbl>
     <w:sectPr>
       <w:pgSz w:w="11906" w:h="16838" w:orient="portrait"/>
-      <w:pgMar w:top="1000" w:right="1040" w:bottom="800" w:left="1040" w:header="708" w:footer="708" w:gutter="0"/>
+      <w:pgMar w:top="1000" w:right="1040" w:bottom="900" w:left="1040" w:header="708" w:footer="708" w:gutter="0"/>
       <w:pgNumType/>
       <w:docGrid w:linePitch="360"/>
     </w:sectPr>
@@ -1477,8 +1413,8 @@
       <w:rPr>
         <w:rFonts w:ascii="맑은 고딕" w:cs="맑은 고딕" w:eastAsia="맑은 고딕" w:hAnsi="맑은 고딕"/>
         <w:color w:val="2E241C"/>
-        <w:sz w:val="18"/>
-        <w:szCs w:val="18"/>
+        <w:sz w:val="22"/>
+        <w:szCs w:val="22"/>
       </w:rPr>
     </w:rPrDefault>
     <w:pPrDefault/>

--- a/docs/presentations/AX_플랫폼_구축_참가신청서.docx
+++ b/docs/presentations/AX_플랫폼_구축_참가신청서.docx
@@ -1115,7 +1115,7 @@
           <w:sz w:val="22"/>
           <w:szCs w:val="22"/>
         </w:rPr>
-        <w:t xml:space="preserve">   대표자 :  </w:t>
+        <w:t xml:space="preserve">   신청자 :  </w:t>
       </w:r>
       <w:r>
         <w:rPr>
